--- a/content/Bios/Joseph_Massaro.docx
+++ b/content/Bios/Joseph_Massaro.docx
@@ -1,362 +1,8 @@
 
 <file path=word/document.xml><?xml version="1.0" encoding="utf-8"?>
-<w:document xmlns:w14="http://schemas.microsoft.com/office/word/2010/wordml" xmlns:wp14="http://schemas.microsoft.com/office/word/2010/wordprocessingDrawing" xmlns:w="http://schemas.openxmlformats.org/wordprocessingml/2006/main" xmlns:m="http://schemas.openxmlformats.org/officeDocument/2006/math" xmlns:r="http://schemas.openxmlformats.org/officeDocument/2006/relationships" xmlns:o="urn:schemas-microsoft-com:office:office" xmlns:v="urn:schemas-microsoft-com:vml" xmlns:w10="urn:schemas-microsoft-com:office:word" xmlns:a="http://schemas.openxmlformats.org/drawingml/2006/main" xmlns:pic="http://schemas.openxmlformats.org/drawingml/2006/picture" xmlns:wp="http://schemas.openxmlformats.org/drawingml/2006/wordprocessingDrawing" xmlns:mc="http://schemas.openxmlformats.org/markup-compatibility/2006" mc:Ignorable="w14 wp14">
+<w:document xmlns:ns1="http://schemas.openxmlformats.org/markup-compatibility/2006" xmlns:ns2="http://schemas.microsoft.com/office/word/2010/wordml" xmlns:w="http://schemas.openxmlformats.org/wordprocessingml/2006/main" ns1:Ignorable="w14 wp14">
   <w:body>
-    <w:p xmlns:wp14="http://schemas.microsoft.com/office/word/2010/wordml" wp14:textId="77777777">
-      <w:pPr>
-        <w:pStyle w:val="FirstParagraph"/>
-      </w:pPr>
-      <w:r>
-        <w:rPr/>
-        <w:t>2007 Hall of Fame Inductee Joseph L. Massaro - Pueblo, Colorado</w:t>
-      </w:r>
-      <w:r>
-        <w:rPr/>
-        <w:t xml:space="preserve"> </w:t>
-      </w:r>
-      <w:r>
-        <w:rPr/>
-        <w:t xml:space="preserve">Joe attended Centennial High School in Pueblo, </w:t>
-      </w:r>
-      <w:r>
-        <w:rPr/>
-        <w:t>Colorado graduating</w:t>
-      </w:r>
-      <w:r>
-        <w:rPr/>
-        <w:t xml:space="preserve"> in 1963. He earned a B.A. from</w:t>
-      </w:r>
-      <w:r>
-        <w:rPr/>
-        <w:t xml:space="preserve"> </w:t>
-      </w:r>
-      <w:r>
-        <w:rPr/>
-        <w:t>Southern Colorado State in 1967, From there Joe attended Adams State College in Alamosa, Western</w:t>
-      </w:r>
-      <w:r>
-        <w:rPr/>
-        <w:t xml:space="preserve"> </w:t>
-      </w:r>
-      <w:r>
-        <w:rPr/>
-        <w:t>State College in Gunnison and the University of Northern Colorado in Greeley. Joe began his career in</w:t>
-      </w:r>
-      <w:r>
-        <w:rPr/>
-        <w:t xml:space="preserve"> </w:t>
-      </w:r>
-      <w:r>
-        <w:rPr/>
-        <w:t>1967 when he was an assistant baseball coach for Centennial High School. He went on to coach for 32</w:t>
-      </w:r>
-      <w:r>
-        <w:rPr/>
-        <w:t xml:space="preserve"> </w:t>
-      </w:r>
-      <w:r>
-        <w:rPr/>
-        <w:t xml:space="preserve">years before retiring in 1999. He was Head Coach at Centennial from 1981-1971 where he coached </w:t>
-      </w:r>
-      <w:r>
-        <w:rPr/>
-        <w:t>S-</w:t>
-      </w:r>
-      <w:r>
-        <w:rPr/>
-        <w:t>CL</w:t>
-      </w:r>
-      <w:r>
-        <w:rPr/>
-        <w:t xml:space="preserve"> </w:t>
-      </w:r>
-      <w:r>
-        <w:rPr/>
-        <w:t>Batting Championships in 1973 and 1978.</w:t>
-      </w:r>
-      <w:r>
-        <w:rPr/>
-        <w:t xml:space="preserve"> </w:t>
-      </w:r>
-      <w:r>
-        <w:rPr/>
-        <w:t xml:space="preserve">1981-85 found him at the University of Southern Colorado as </w:t>
-      </w:r>
-      <w:r>
-        <w:rPr/>
-        <w:t>assistant</w:t>
-      </w:r>
-      <w:r>
-        <w:rPr/>
-        <w:t xml:space="preserve"> baseball coach. He was Head</w:t>
-      </w:r>
-      <w:r>
-        <w:rPr/>
-        <w:t xml:space="preserve"> </w:t>
-      </w:r>
-      <w:r>
-        <w:rPr/>
-        <w:t>Baseball Coach at Central High School from 1986 until 1999 where he led the team to 1988 -S-CL</w:t>
-      </w:r>
-      <w:r>
-        <w:rPr/>
-        <w:t xml:space="preserve"> </w:t>
-      </w:r>
-      <w:r>
-        <w:rPr/>
-        <w:t xml:space="preserve">Champions </w:t>
-      </w:r>
-      <w:r>
-        <w:rPr/>
-        <w:t>and also</w:t>
-      </w:r>
-      <w:r>
-        <w:rPr/>
-        <w:t xml:space="preserve"> City Champions, 1989 - City Champions, 1990 - Will Rogers League Champions, 1996</w:t>
-      </w:r>
-      <w:r>
-        <w:rPr/>
-        <w:t xml:space="preserve"> </w:t>
-      </w:r>
-      <w:r>
-        <w:rPr/>
-        <w:t>- State Regionals, 1999-S-CL Champions.</w:t>
-      </w:r>
-      <w:r>
-        <w:rPr/>
-        <w:t xml:space="preserve"> </w:t>
-      </w:r>
-      <w:r>
-        <w:rPr/>
-        <w:t>Joe has professional affiliations with the American Baseball Coaches Association, the National High</w:t>
-      </w:r>
-      <w:r>
-        <w:rPr/>
-        <w:t xml:space="preserve"> </w:t>
-      </w:r>
-      <w:r>
-        <w:rPr/>
-        <w:t>School Baseball Coaches Association and the Colorado High School Baseball Coaches Association and he</w:t>
-      </w:r>
-      <w:r>
-        <w:rPr/>
-        <w:t xml:space="preserve"> </w:t>
-      </w:r>
-      <w:r>
-        <w:rPr/>
-        <w:t xml:space="preserve">was on the Pueblo Runyon Field Board of Directors from 1967 until 1992. Joe has </w:t>
-      </w:r>
-      <w:r>
-        <w:rPr/>
-        <w:t>assisted</w:t>
-      </w:r>
-      <w:r>
-        <w:rPr/>
-        <w:t xml:space="preserve"> with baseball</w:t>
-      </w:r>
-      <w:r>
-        <w:rPr/>
-        <w:t xml:space="preserve"> </w:t>
-      </w:r>
-      <w:r>
-        <w:rPr/>
-        <w:t xml:space="preserve">clinics and camps as well as the construction and maintenance of baseball facilities </w:t>
-      </w:r>
-      <w:r>
-        <w:rPr/>
-        <w:t>of</w:t>
-      </w:r>
-      <w:r>
-        <w:rPr/>
-        <w:t xml:space="preserve"> Centennial and</w:t>
-      </w:r>
-      <w:r>
-        <w:rPr/>
-        <w:t xml:space="preserve"> </w:t>
-      </w:r>
-      <w:r>
-        <w:rPr/>
-        <w:t xml:space="preserve">Central High Schools, the University of Southern </w:t>
-      </w:r>
-      <w:r>
-        <w:rPr/>
-        <w:t>Colorado</w:t>
-      </w:r>
-      <w:r>
-        <w:rPr/>
-        <w:t xml:space="preserve"> and the Pueblo Runyon Field Complex. He</w:t>
-      </w:r>
-      <w:r>
-        <w:rPr/>
-        <w:t xml:space="preserve"> </w:t>
-      </w:r>
-      <w:r>
-        <w:rPr/>
-        <w:t xml:space="preserve">also </w:t>
-      </w:r>
-      <w:r>
-        <w:rPr/>
-        <w:t>assisted</w:t>
-      </w:r>
-      <w:r>
-        <w:rPr/>
-        <w:t xml:space="preserve"> with the major League Scouting Bureau Professional tryout camps.</w:t>
-      </w:r>
-      <w:r>
-        <w:rPr/>
-        <w:t xml:space="preserve"> </w:t>
-      </w:r>
-      <w:r>
-        <w:rPr/>
-        <w:t xml:space="preserve">Mr. Massaro has </w:t>
-      </w:r>
-      <w:r>
-        <w:rPr/>
-        <w:t>a long list</w:t>
-      </w:r>
-      <w:r>
-        <w:rPr/>
-        <w:t xml:space="preserve"> of honors and achievements. In 1988 he was voted South-Central League</w:t>
-      </w:r>
-      <w:r>
-        <w:rPr/>
-        <w:t xml:space="preserve"> </w:t>
-      </w:r>
-      <w:r>
-        <w:rPr/>
-        <w:t>Coach of the Year, and in 1992 the Boettcher Foundation awarded him the Teacher Recognition Award,</w:t>
-      </w:r>
-      <w:r>
-        <w:rPr/>
-        <w:t xml:space="preserve"> </w:t>
-      </w:r>
-      <w:r>
-        <w:rPr/>
-        <w:t>ABCA - Century Club (100 wins). Joe was inducted into the Greater Pueblo Sports Hall of Fame in 1995.</w:t>
-      </w:r>
-      <w:r>
-        <w:rPr/>
-        <w:t xml:space="preserve"> </w:t>
-      </w:r>
-      <w:r>
-        <w:rPr/>
-        <w:t>In 1997 his honors consisted of the American Baseball Coaches Association District VII Regional Coach of</w:t>
-      </w:r>
-      <w:r>
-        <w:rPr/>
-        <w:t xml:space="preserve"> </w:t>
-      </w:r>
-      <w:r>
-        <w:rPr/>
-        <w:t>the Year (six state area CO, NM, AR, UT, NEV, ID &amp; MON), ABCA-30 Year Achievement Award, and a</w:t>
-      </w:r>
-      <w:r>
-        <w:rPr/>
-        <w:t xml:space="preserve"> </w:t>
-      </w:r>
-      <w:r>
-        <w:rPr/>
-        <w:t>CHSCA-Level 2 Achievement Plaque.</w:t>
-      </w:r>
-      <w:r>
-        <w:rPr/>
-        <w:t xml:space="preserve"> </w:t>
-      </w:r>
-      <w:r>
-        <w:rPr/>
-        <w:t>1999 brought the National High School Baseball Coaches Association 200 Victory Club and in 2002, Joe</w:t>
-      </w:r>
-      <w:r>
-        <w:rPr/>
-        <w:t xml:space="preserve"> </w:t>
-      </w:r>
-      <w:r>
-        <w:rPr/>
-        <w:t xml:space="preserve">was inducted into Pueblo Centennial High School Athletic Hall of Fame. To add to this </w:t>
-      </w:r>
-      <w:r>
-        <w:rPr/>
-        <w:t>long list</w:t>
-      </w:r>
-      <w:r>
-        <w:rPr/>
-        <w:t>, in 2002</w:t>
-      </w:r>
-      <w:r>
-        <w:rPr/>
-        <w:t xml:space="preserve"> </w:t>
-      </w:r>
-      <w:r>
-        <w:rPr/>
-        <w:t xml:space="preserve">Joe </w:t>
-      </w:r>
-      <w:r>
-        <w:rPr/>
-        <w:t>wrote</w:t>
-      </w:r>
-      <w:r>
-        <w:rPr/>
-        <w:t xml:space="preserve"> an article in the NFHS Officials’ Quarterly (winter 2002)</w:t>
-      </w:r>
-      <w:r>
-        <w:rPr/>
-        <w:t xml:space="preserve"> </w:t>
-      </w:r>
-      <w:r>
-        <w:rPr/>
-        <w:t>“How it’s Coached - How it’s Called”</w:t>
-      </w:r>
-      <w:r>
-        <w:rPr/>
-        <w:t xml:space="preserve"> </w:t>
-      </w:r>
-      <w:r>
-        <w:rPr/>
-        <w:t xml:space="preserve">(How </w:t>
-      </w:r>
-      <w:r>
-        <w:rPr/>
-        <w:t>it’s</w:t>
-      </w:r>
-      <w:r>
-        <w:rPr/>
-        <w:t xml:space="preserve"> Coached - pitcher picked - offs at first base). Alongside his wife Gail, Joe has had many</w:t>
-      </w:r>
-      <w:r>
-        <w:rPr/>
-        <w:t xml:space="preserve"> </w:t>
-      </w:r>
-      <w:r>
-        <w:rPr/>
-        <w:t>accomplishments. GO - GO - JOE!</w:t>
-      </w:r>
-    </w:p>
-    <w:p>
-      <w:pPr>
-        <w:pStyle w:val="BodyText"/>
-      </w:pPr>
-    </w:p>
-    <w:p>
-      <w:pPr>
-        <w:pStyle w:val="Heading2"/>
-        <w:spacing w:before="261" w:beforeAutospacing="off" w:after="261" w:afterAutospacing="off" w:line="300" w:lineRule="auto"/>
-      </w:pPr>
-      <w:r>
-        <w:rPr>
-          <w:rFonts w:ascii="Segoe UI" w:hAnsi="Segoe UI" w:eastAsia="Segoe UI" w:cs="Segoe UI"/>
-          <w:b w:val="1"/>
-          <w:bCs w:val="1"/>
-          <w:i w:val="0"/>
-          <w:iCs w:val="0"/>
-          <w:noProof w:val="0"/>
-          <w:sz w:val="31"/>
-          <w:szCs w:val="31"/>
-          <w:lang w:val="en-US"/>
-        </w:rPr>
-        <w:t>Revised Biography: Joseph L. Massaro</w:t>
-      </w:r>
-    </w:p>
-    <w:p>
+    <w:p ns2:paraId="0B08932C" ns2:textId="4A2FC64E">
       <w:pPr>
         <w:spacing w:before="0" w:beforeAutospacing="off" w:after="0" w:afterAutospacing="off" w:line="300" w:lineRule="auto"/>
       </w:pPr>
@@ -375,7 +21,7 @@
         <w:t>2007 Hall of Fame Inductee – Pueblo, Colorado</w:t>
       </w:r>
     </w:p>
-    <w:p>
+    <w:p ns2:paraId="66CC043A" ns2:textId="3436D50E">
       <w:pPr>
         <w:spacing w:before="0" w:beforeAutospacing="off" w:after="0" w:afterAutospacing="off" w:line="300" w:lineRule="auto"/>
         <w:rPr>
@@ -545,7 +191,7 @@
         <w:t>. His dedication to both learning and teaching shaped a legacy that spanned more than three decades.</w:t>
       </w:r>
     </w:p>
-    <w:p>
+    <w:p ns2:paraId="49942DD2" ns2:textId="470B18B8">
       <w:pPr>
         <w:spacing w:before="0" w:beforeAutospacing="off" w:after="0" w:afterAutospacing="off" w:line="300" w:lineRule="auto"/>
         <w:rPr>
@@ -757,7 +403,7 @@
         <w:t xml:space="preserve"> and city titles, including the 1988 S‑CL and City Championships, the 1989 City Championship, the 1990 Will Rogers League Championship, State Regionals in 1996, and the 1999 S‑CL Championship.</w:t>
       </w:r>
     </w:p>
-    <w:p>
+    <w:p ns2:paraId="62A0E44A" ns2:textId="0AD9BBC9">
       <w:pPr>
         <w:spacing w:before="0" w:beforeAutospacing="off" w:after="0" w:afterAutospacing="off" w:line="300" w:lineRule="auto"/>
         <w:rPr>
@@ -955,7 +601,7 @@
         <w:t xml:space="preserve"> professional tryout camps.</w:t>
       </w:r>
     </w:p>
-    <w:p>
+    <w:p ns2:paraId="721CC611" ns2:textId="324CF6CA">
       <w:pPr>
         <w:spacing w:before="0" w:beforeAutospacing="off" w:after="0" w:afterAutospacing="off" w:line="300" w:lineRule="auto"/>
         <w:rPr>
@@ -1125,7 +771,7 @@
         <w:t>, focusing on pitcher pickoff techniques.</w:t>
       </w:r>
     </w:p>
-    <w:p>
+    <w:p ns2:paraId="66EF2500" ns2:textId="4E0222D3">
       <w:pPr>
         <w:spacing w:before="0" w:beforeAutospacing="off" w:after="0" w:afterAutospacing="off" w:line="300" w:lineRule="auto"/>
         <w:rPr>
@@ -1183,7 +829,7 @@
         <w:t xml:space="preserve"> a respected figure in Colorado baseball—admired for his teaching, leadership, and unwavering commitment to the sport. Go–Go–Joe!</w:t>
       </w:r>
     </w:p>
-    <w:p>
+    <w:p ns2:paraId="0C3F367A" ns2:textId="154AAFD8">
       <w:pPr>
         <w:pStyle w:val="BodyText"/>
       </w:pPr>
